--- a/pr-preview/pr-337/bootstrap-handout.docx
+++ b/pr-preview/pr-337/bootstrap-handout.docx
@@ -15,7 +15,7 @@
         <w:pStyle w:val="Date"/>
       </w:pPr>
       <w:r>
-        <w:t xml:space="preserve">Last modified: 2026-10-18 01:15:39 (PDT)</w:t>
+        <w:t xml:space="preserve">Last modified: 2026-10-18 11:27:25 (PDT)</w:t>
       </w:r>
     </w:p>
     <w:p>
@@ -84,7 +84,7 @@
         <w:t xml:space="preserve"> </w:t>
       </w:r>
       <w:r>
-        <w:t xml:space="preserve">Vittinghoff et al. (2012)</w:t>
+        <w:t xml:space="preserve">Vittinghoff et al. [1]</w:t>
       </w:r>
       <w:r>
         <w:t xml:space="preserve">, Section 3.6.</w:t>
@@ -429,7 +429,7 @@
         <w:t xml:space="preserve"> </w:t>
       </w:r>
       <w:r>
-        <w:t xml:space="preserve">(Efron 1979; Efron and Tibshirani 1993)</w:t>
+        <w:t xml:space="preserve">[2], [3]</w:t>
       </w:r>
       <w:r>
         <w:t xml:space="preserve"> </w:t>
@@ -476,7 +476,7 @@
         <w:t xml:space="preserve"> </w:t>
       </w:r>
       <w:r>
-        <w:t xml:space="preserve">(Vittinghoff et al. 2012, chap. 3)</w:t>
+        <w:t xml:space="preserve">[1, Ch. 3]</w:t>
       </w:r>
       <w:r>
         <w:t xml:space="preserve">:</w:t>
@@ -771,7 +771,7 @@
         <w:t xml:space="preserve"> </w:t>
       </w:r>
       <w:r>
-        <w:t xml:space="preserve">Wikipedia contributors (2026c)</w:t>
+        <w:t xml:space="preserve">Wikipedia contributors [4]</w:t>
       </w:r>
       <w:r>
         <w:t xml:space="preserve">.</w:t>
@@ -1516,7 +1516,7 @@
         <w:t xml:space="preserve"> </w:t>
       </w:r>
       <w:r>
-        <w:t xml:space="preserve">Wikipedia contributors (2026a)</w:t>
+        <w:t xml:space="preserve">Wikipedia contributors [5]</w:t>
       </w:r>
       <w:r>
         <w:t xml:space="preserve">.</w:t>
@@ -1842,7 +1842,7 @@
         <w:t xml:space="preserve"> </w:t>
       </w:r>
       <w:r>
-        <w:t xml:space="preserve">Wikipedia contributors (2026d)</w:t>
+        <w:t xml:space="preserve">Wikipedia contributors [6]</w:t>
       </w:r>
       <w:r>
         <w:t xml:space="preserve">.</w:t>
@@ -3277,7 +3277,7 @@
         </w:numPr>
       </w:pPr>
       <w:r>
-        <w:t xml:space="preserve">Hogg et al. (2019, sec. 7.7, pp. 353–360)</w:t>
+        <w:t xml:space="preserve">Hogg et al. [7, Sec. 7.7], pp. 353–360</w:t>
       </w:r>
       <w:r>
         <w:t xml:space="preserve"> </w:t>
@@ -3295,7 +3295,7 @@
         </w:numPr>
       </w:pPr>
       <w:r>
-        <w:t xml:space="preserve">Casella and Berger (2002, sec. 10.1.4, pp. 478–480)</w:t>
+        <w:t xml:space="preserve">Casella and Berger [8, Sec. 10.1.4], pp. 478–480</w:t>
       </w:r>
       <w:r>
         <w:t xml:space="preserve"> </w:t>
@@ -3313,7 +3313,7 @@
         </w:numPr>
       </w:pPr>
       <w:r>
-        <w:t xml:space="preserve">Rice (2007, sec. 10.4.6, pp. 399–400)</w:t>
+        <w:t xml:space="preserve">Rice [9, Sec. 10.4.6], pp. 399–400</w:t>
       </w:r>
       <w:r>
         <w:t xml:space="preserve"> </w:t>
@@ -3331,7 +3331,7 @@
         </w:numPr>
       </w:pPr>
       <w:r>
-        <w:t xml:space="preserve">Rice (2007, sec. 14.6, pp. 585–586)</w:t>
+        <w:t xml:space="preserve">Rice [9, Sec. 14.6], pp. 585–586</w:t>
       </w:r>
       <w:r>
         <w:t xml:space="preserve"> </w:t>
@@ -3419,7 +3419,7 @@
         <w:t xml:space="preserve"> </w:t>
       </w:r>
       <w:r>
-        <w:t xml:space="preserve">(Vittinghoff et al. 2012, chap. 3; Efron and Tibshirani 1993)</w:t>
+        <w:t xml:space="preserve">[1, Ch. 3], [3]</w:t>
       </w:r>
       <w:r>
         <w:t xml:space="preserve">.</w:t>
@@ -3808,7 +3808,7 @@
         <w:t xml:space="preserve"> </w:t>
       </w:r>
       <w:r>
-        <w:t xml:space="preserve">(Efron and Tibshirani 1993)</w:t>
+        <w:t xml:space="preserve">[3]</w:t>
       </w:r>
       <w:r>
         <w:t xml:space="preserve">.</w:t>
@@ -4265,7 +4265,7 @@
         <w:t xml:space="preserve"> </w:t>
       </w:r>
       <w:r>
-        <w:t xml:space="preserve">Wikipedia contributors (2026b)</w:t>
+        <w:t xml:space="preserve">Wikipedia contributors [10]</w:t>
       </w:r>
       <w:r>
         <w:t xml:space="preserve">.</w:t>
@@ -6491,7 +6491,7 @@
         <w:t xml:space="preserve"> </w:t>
       </w:r>
       <w:r>
-        <w:t xml:space="preserve">(Efron and Tibshirani 1993, chap. 14)</w:t>
+        <w:t xml:space="preserve">[3, Ch. 14]</w:t>
       </w:r>
       <w:r>
         <w:t xml:space="preserve">.</w:t>
@@ -7618,7 +7618,7 @@
         <w:t xml:space="preserve"> </w:t>
       </w:r>
       <w:r>
-        <w:t xml:space="preserve">(Davison and Hinkley 1997)</w:t>
+        <w:t xml:space="preserve">[11]</w:t>
       </w:r>
       <w:r>
         <w:t xml:space="preserve">,</w:t>
@@ -7990,7 +7990,7 @@
         <w:t xml:space="preserve"> </w:t>
       </w:r>
       <w:r>
-        <w:t xml:space="preserve">(adapted from Vittinghoff et al. 2012, chap. 3)</w:t>
+        <w:t xml:space="preserve">adapted from [1, Ch. 3]</w:t>
       </w:r>
       <w:r>
         <w:t xml:space="preserve">.</w:t>
@@ -9036,7 +9036,7 @@
         <w:t xml:space="preserve"> </w:t>
       </w:r>
       <w:r>
-        <w:t xml:space="preserve">(Efron and Tibshirani 1993, chap. 14)</w:t>
+        <w:t xml:space="preserve">[3, Ch. 14]</w:t>
       </w:r>
       <w:r>
         <w:t xml:space="preserve">.</w:t>
@@ -9062,7 +9062,7 @@
         </w:numPr>
       </w:pPr>
       <w:r>
-        <w:t xml:space="preserve">Wikipedia contributors (2026a)</w:t>
+        <w:t xml:space="preserve">Wikipedia contributors [5]</w:t>
       </w:r>
       <w:r>
         <w:t xml:space="preserve"> </w:t>
@@ -9079,7 +9079,7 @@
         </w:numPr>
       </w:pPr>
       <w:r>
-        <w:t xml:space="preserve">Wikipedia contributors (2026c)</w:t>
+        <w:t xml:space="preserve">Wikipedia contributors [4]</w:t>
       </w:r>
       <w:r>
         <w:t xml:space="preserve"> </w:t>
@@ -9096,7 +9096,7 @@
         </w:numPr>
       </w:pPr>
       <w:r>
-        <w:t xml:space="preserve">Wikipedia contributors (2026d)</w:t>
+        <w:t xml:space="preserve">Wikipedia contributors [6]</w:t>
       </w:r>
       <w:r>
         <w:t xml:space="preserve"> </w:t>
@@ -9113,7 +9113,7 @@
         </w:numPr>
       </w:pPr>
       <w:r>
-        <w:t xml:space="preserve">Wikipedia contributors (2026b)</w:t>
+        <w:t xml:space="preserve">Wikipedia contributors [10]</w:t>
       </w:r>
       <w:r>
         <w:t xml:space="preserve"> </w:t>
@@ -9133,13 +9133,22 @@
       </w:r>
     </w:p>
     <w:bookmarkStart w:id="71" w:name="refs"/>
-    <w:bookmarkStart w:id="52" w:name="ref-CaseBerg01"/>
+    <w:bookmarkStart w:id="52" w:name="ref-vittinghoff2e"/>
     <w:p>
       <w:pPr>
         <w:pStyle w:val="Bibliography"/>
       </w:pPr>
       <w:r>
-        <w:t xml:space="preserve">Casella, George, and Roger Berger. 2002.</w:t>
+        <w:t xml:space="preserve">[1]</w:t>
+      </w:r>
+      <w:r>
+        <w:t xml:space="preserve"> </w:t>
+      </w:r>
+      <w:r>
+        <w:t xml:space="preserve">	</w:t>
+      </w:r>
+      <w:r>
+        <w:t xml:space="preserve">E. Vittinghoff, D. V. Glidden, S. C. Shiboski, and C. E. McCulloch,</w:t>
       </w:r>
       <w:r>
         <w:t xml:space="preserve"> </w:t>
@@ -9149,15 +9158,362 @@
           <w:i/>
           <w:iCs/>
         </w:rPr>
-        <w:t xml:space="preserve">Statistical Inference</w:t>
-      </w:r>
-      <w:r>
-        <w:t xml:space="preserve">. 2nd ed. Cengage Learning.</w:t>
+        <w:t xml:space="preserve">Regression methods in biostatistics: Linear, logistic, survival, and repeated measures models</w:t>
+      </w:r>
+      <w:r>
+        <w:t xml:space="preserve">, 2nd ed. Springer, 2012. doi:</w:t>
       </w:r>
       <w:r>
         <w:t xml:space="preserve"> </w:t>
       </w:r>
       <w:hyperlink r:id="rId51">
+        <w:r>
+          <w:rPr>
+            <w:rStyle w:val="Hyperlink"/>
+          </w:rPr>
+          <w:t xml:space="preserve">10.1007/978-1-4614-1353-0</w:t>
+        </w:r>
+      </w:hyperlink>
+      <w:r>
+        <w:t xml:space="preserve">.</w:t>
+      </w:r>
+    </w:p>
+    <w:bookmarkEnd w:id="52"/>
+    <w:bookmarkStart w:id="54" w:name="ref-efron1979bootstrap"/>
+    <w:p>
+      <w:pPr>
+        <w:pStyle w:val="Bibliography"/>
+      </w:pPr>
+      <w:r>
+        <w:t xml:space="preserve">[2]</w:t>
+      </w:r>
+      <w:r>
+        <w:t xml:space="preserve"> </w:t>
+      </w:r>
+      <w:r>
+        <w:t xml:space="preserve">	</w:t>
+      </w:r>
+      <w:r>
+        <w:t xml:space="preserve">B. Efron,</w:t>
+      </w:r>
+      <w:r>
+        <w:t xml:space="preserve"> </w:t>
+      </w:r>
+      <w:r>
+        <w:t xml:space="preserve">“Bootstrap methods: Another look at the jackknife,”</w:t>
+      </w:r>
+      <w:r>
+        <w:t xml:space="preserve"> </w:t>
+      </w:r>
+      <w:r>
+        <w:rPr>
+          <w:i/>
+          <w:iCs/>
+        </w:rPr>
+        <w:t xml:space="preserve">The Annals of Statistics</w:t>
+      </w:r>
+      <w:r>
+        <w:t xml:space="preserve">, vol. 7, no. 1, pp. 1–26, 1979, doi:</w:t>
+      </w:r>
+      <w:r>
+        <w:t xml:space="preserve"> </w:t>
+      </w:r>
+      <w:hyperlink r:id="rId53">
+        <w:r>
+          <w:rPr>
+            <w:rStyle w:val="Hyperlink"/>
+          </w:rPr>
+          <w:t xml:space="preserve">10.1214/aos/1176344552</w:t>
+        </w:r>
+      </w:hyperlink>
+      <w:r>
+        <w:t xml:space="preserve">.</w:t>
+      </w:r>
+    </w:p>
+    <w:bookmarkEnd w:id="54"/>
+    <w:bookmarkStart w:id="56" w:name="ref-efron1993introduction"/>
+    <w:p>
+      <w:pPr>
+        <w:pStyle w:val="Bibliography"/>
+      </w:pPr>
+      <w:r>
+        <w:t xml:space="preserve">[3]</w:t>
+      </w:r>
+      <w:r>
+        <w:t xml:space="preserve"> </w:t>
+      </w:r>
+      <w:r>
+        <w:t xml:space="preserve">	</w:t>
+      </w:r>
+      <w:r>
+        <w:t xml:space="preserve">B. Efron and R. J. Tibshirani,</w:t>
+      </w:r>
+      <w:r>
+        <w:t xml:space="preserve"> </w:t>
+      </w:r>
+      <w:r>
+        <w:rPr>
+          <w:i/>
+          <w:iCs/>
+        </w:rPr>
+        <w:t xml:space="preserve">An introduction to the bootstrap</w:t>
+      </w:r>
+      <w:r>
+        <w:t xml:space="preserve">. in Monographs on statistics and applied probability, no. 57. New York: Chapman &amp; Hall/CRC, 1993. doi:</w:t>
+      </w:r>
+      <w:r>
+        <w:t xml:space="preserve"> </w:t>
+      </w:r>
+      <w:hyperlink r:id="rId55">
+        <w:r>
+          <w:rPr>
+            <w:rStyle w:val="Hyperlink"/>
+          </w:rPr>
+          <w:t xml:space="preserve">10.1201/9780429246593</w:t>
+        </w:r>
+      </w:hyperlink>
+      <w:r>
+        <w:t xml:space="preserve">.</w:t>
+      </w:r>
+    </w:p>
+    <w:bookmarkEnd w:id="56"/>
+    <w:bookmarkStart w:id="58" w:name="ref-wikipedia_resampling_statistics"/>
+    <w:p>
+      <w:pPr>
+        <w:pStyle w:val="Bibliography"/>
+      </w:pPr>
+      <w:r>
+        <w:t xml:space="preserve">[4]</w:t>
+      </w:r>
+      <w:r>
+        <w:t xml:space="preserve"> </w:t>
+      </w:r>
+      <w:r>
+        <w:t xml:space="preserve">	</w:t>
+      </w:r>
+      <w:r>
+        <w:t xml:space="preserve">Wikipedia contributors,</w:t>
+      </w:r>
+      <w:r>
+        <w:t xml:space="preserve"> </w:t>
+      </w:r>
+      <w:r>
+        <w:t xml:space="preserve">“Resampling (statistics) —</w:t>
+      </w:r>
+      <w:r>
+        <w:t xml:space="preserve"> </w:t>
+      </w:r>
+      <w:r>
+        <w:t xml:space="preserve">Wikipedia</w:t>
+      </w:r>
+      <w:r>
+        <w:t xml:space="preserve">,</w:t>
+      </w:r>
+      <w:r>
+        <w:t xml:space="preserve"> </w:t>
+      </w:r>
+      <w:r>
+        <w:t xml:space="preserve">the free encyclopedia.”</w:t>
+      </w:r>
+      <w:r>
+        <w:t xml:space="preserve"> </w:t>
+      </w:r>
+      <w:r>
+        <w:t xml:space="preserve">2026. Available:</w:t>
+      </w:r>
+      <w:r>
+        <w:t xml:space="preserve"> </w:t>
+      </w:r>
+      <w:hyperlink r:id="rId57">
+        <w:r>
+          <w:rPr>
+            <w:rStyle w:val="Hyperlink"/>
+          </w:rPr>
+          <w:t xml:space="preserve">https://en.wikipedia.org/wiki/Resampling_%28statistics%29</w:t>
+        </w:r>
+      </w:hyperlink>
+    </w:p>
+    <w:bookmarkEnd w:id="58"/>
+    <w:bookmarkStart w:id="60" w:name="ref-wikipedia_bootstrapping_statistics"/>
+    <w:p>
+      <w:pPr>
+        <w:pStyle w:val="Bibliography"/>
+      </w:pPr>
+      <w:r>
+        <w:t xml:space="preserve">[5]</w:t>
+      </w:r>
+      <w:r>
+        <w:t xml:space="preserve"> </w:t>
+      </w:r>
+      <w:r>
+        <w:t xml:space="preserve">	</w:t>
+      </w:r>
+      <w:r>
+        <w:t xml:space="preserve">Wikipedia contributors,</w:t>
+      </w:r>
+      <w:r>
+        <w:t xml:space="preserve"> </w:t>
+      </w:r>
+      <w:r>
+        <w:t xml:space="preserve">“Bootstrapping (statistics) —</w:t>
+      </w:r>
+      <w:r>
+        <w:t xml:space="preserve"> </w:t>
+      </w:r>
+      <w:r>
+        <w:t xml:space="preserve">Wikipedia</w:t>
+      </w:r>
+      <w:r>
+        <w:t xml:space="preserve">,</w:t>
+      </w:r>
+      <w:r>
+        <w:t xml:space="preserve"> </w:t>
+      </w:r>
+      <w:r>
+        <w:t xml:space="preserve">the free encyclopedia.”</w:t>
+      </w:r>
+      <w:r>
+        <w:t xml:space="preserve"> </w:t>
+      </w:r>
+      <w:r>
+        <w:t xml:space="preserve">2026. Available:</w:t>
+      </w:r>
+      <w:r>
+        <w:t xml:space="preserve"> </w:t>
+      </w:r>
+      <w:hyperlink r:id="rId59">
+        <w:r>
+          <w:rPr>
+            <w:rStyle w:val="Hyperlink"/>
+          </w:rPr>
+          <w:t xml:space="preserve">https://en.wikipedia.org/wiki/Bootstrapping_%28statistics%29</w:t>
+        </w:r>
+      </w:hyperlink>
+    </w:p>
+    <w:bookmarkEnd w:id="60"/>
+    <w:bookmarkStart w:id="62" w:name="ref-wikipedia_standard_error"/>
+    <w:p>
+      <w:pPr>
+        <w:pStyle w:val="Bibliography"/>
+      </w:pPr>
+      <w:r>
+        <w:t xml:space="preserve">[6]</w:t>
+      </w:r>
+      <w:r>
+        <w:t xml:space="preserve"> </w:t>
+      </w:r>
+      <w:r>
+        <w:t xml:space="preserve">	</w:t>
+      </w:r>
+      <w:r>
+        <w:t xml:space="preserve">Wikipedia contributors,</w:t>
+      </w:r>
+      <w:r>
+        <w:t xml:space="preserve"> </w:t>
+      </w:r>
+      <w:r>
+        <w:t xml:space="preserve">“Standard error —</w:t>
+      </w:r>
+      <w:r>
+        <w:t xml:space="preserve"> </w:t>
+      </w:r>
+      <w:r>
+        <w:t xml:space="preserve">Wikipedia</w:t>
+      </w:r>
+      <w:r>
+        <w:t xml:space="preserve">,</w:t>
+      </w:r>
+      <w:r>
+        <w:t xml:space="preserve"> </w:t>
+      </w:r>
+      <w:r>
+        <w:t xml:space="preserve">the free encyclopedia.”</w:t>
+      </w:r>
+      <w:r>
+        <w:t xml:space="preserve"> </w:t>
+      </w:r>
+      <w:r>
+        <w:t xml:space="preserve">2026. Available:</w:t>
+      </w:r>
+      <w:r>
+        <w:t xml:space="preserve"> </w:t>
+      </w:r>
+      <w:hyperlink r:id="rId61">
+        <w:r>
+          <w:rPr>
+            <w:rStyle w:val="Hyperlink"/>
+          </w:rPr>
+          <w:t xml:space="preserve">https://en.wikipedia.org/wiki/Standard_error</w:t>
+        </w:r>
+      </w:hyperlink>
+    </w:p>
+    <w:bookmarkEnd w:id="62"/>
+    <w:bookmarkStart w:id="63" w:name="ref-hoggtanis2015"/>
+    <w:p>
+      <w:pPr>
+        <w:pStyle w:val="Bibliography"/>
+      </w:pPr>
+      <w:r>
+        <w:t xml:space="preserve">[7]</w:t>
+      </w:r>
+      <w:r>
+        <w:t xml:space="preserve"> </w:t>
+      </w:r>
+      <w:r>
+        <w:t xml:space="preserve">	</w:t>
+      </w:r>
+      <w:r>
+        <w:t xml:space="preserve">R. V. Hogg, E. A. Tanis, and D. L. Zimmerman,</w:t>
+      </w:r>
+      <w:r>
+        <w:t xml:space="preserve"> </w:t>
+      </w:r>
+      <w:r>
+        <w:rPr>
+          <w:i/>
+          <w:iCs/>
+        </w:rPr>
+        <w:t xml:space="preserve">Probability and statistical inference</w:t>
+      </w:r>
+      <w:r>
+        <w:t xml:space="preserve">, Tenth edition. Boston: Pearson, 2019.</w:t>
+      </w:r>
+    </w:p>
+    <w:bookmarkEnd w:id="63"/>
+    <w:bookmarkStart w:id="65" w:name="ref-CaseBerg01"/>
+    <w:p>
+      <w:pPr>
+        <w:pStyle w:val="Bibliography"/>
+      </w:pPr>
+      <w:r>
+        <w:t xml:space="preserve">[8]</w:t>
+      </w:r>
+      <w:r>
+        <w:t xml:space="preserve"> </w:t>
+      </w:r>
+      <w:r>
+        <w:t xml:space="preserve">	</w:t>
+      </w:r>
+      <w:r>
+        <w:t xml:space="preserve">G. Casella and R. Berger,</w:t>
+      </w:r>
+      <w:r>
+        <w:t xml:space="preserve"> </w:t>
+      </w:r>
+      <w:r>
+        <w:rPr>
+          <w:i/>
+          <w:iCs/>
+        </w:rPr>
+        <w:t xml:space="preserve">Statistical inference</w:t>
+      </w:r>
+      <w:r>
+        <w:t xml:space="preserve">, 2nd ed. Cengage Learning, 2002. Available:</w:t>
+      </w:r>
+      <w:r>
+        <w:t xml:space="preserve"> </w:t>
+      </w:r>
+      <w:hyperlink r:id="rId64">
         <w:r>
           <w:rPr>
             <w:rStyle w:val="Hyperlink"/>
@@ -9165,18 +9521,24 @@
           <w:t xml:space="preserve">https://www.cengage.com/c/statistical-inference-2e-casella-berger/9780534243128/</w:t>
         </w:r>
       </w:hyperlink>
-      <w:r>
-        <w:t xml:space="preserve">.</w:t>
-      </w:r>
     </w:p>
-    <w:bookmarkEnd w:id="52"/>
-    <w:bookmarkStart w:id="54" w:name="ref-davison1997bootstrap"/>
+    <w:bookmarkEnd w:id="65"/>
+    <w:bookmarkStart w:id="66" w:name="ref-rice2007mathematical"/>
     <w:p>
       <w:pPr>
         <w:pStyle w:val="Bibliography"/>
       </w:pPr>
       <w:r>
-        <w:t xml:space="preserve">Davison, Anthony C., and David V. Hinkley. 1997.</w:t>
+        <w:t xml:space="preserve">[9]</w:t>
+      </w:r>
+      <w:r>
+        <w:t xml:space="preserve"> </w:t>
+      </w:r>
+      <w:r>
+        <w:t xml:space="preserve">	</w:t>
+      </w:r>
+      <w:r>
+        <w:t xml:space="preserve">J. A. Rice,</w:t>
       </w:r>
       <w:r>
         <w:t xml:space="preserve"> </w:t>
@@ -9186,325 +9548,61 @@
           <w:i/>
           <w:iCs/>
         </w:rPr>
-        <w:t xml:space="preserve">Bootstrap Methods and Their Application</w:t>
-      </w:r>
-      <w:r>
-        <w:t xml:space="preserve">. Cambridge Series in Statistical and Probabilistic Mathematics 1. Cambridge University Press.</w:t>
-      </w:r>
-      <w:r>
-        <w:t xml:space="preserve"> </w:t>
-      </w:r>
-      <w:hyperlink r:id="rId53">
-        <w:r>
-          <w:rPr>
-            <w:rStyle w:val="Hyperlink"/>
-          </w:rPr>
-          <w:t xml:space="preserve">https://doi.org/10.1017/CBO9780511802843</w:t>
-        </w:r>
-      </w:hyperlink>
-      <w:r>
-        <w:t xml:space="preserve">.</w:t>
+        <w:t xml:space="preserve">Mathematical statistics and data analysis</w:t>
+      </w:r>
+      <w:r>
+        <w:t xml:space="preserve">, 3rd ed. Belmont, CA: Cengage Learning, 2007.</w:t>
       </w:r>
     </w:p>
-    <w:bookmarkEnd w:id="54"/>
-    <w:bookmarkStart w:id="56" w:name="ref-efron1979bootstrap"/>
+    <w:bookmarkEnd w:id="66"/>
+    <w:bookmarkStart w:id="68" w:name="ref-wikipedia_confidence_interval"/>
     <w:p>
       <w:pPr>
         <w:pStyle w:val="Bibliography"/>
       </w:pPr>
       <w:r>
-        <w:t xml:space="preserve">Efron, Bradley. 1979.</w:t>
-      </w:r>
-      <w:r>
-        <w:t xml:space="preserve"> </w:t>
-      </w:r>
-      <w:r>
-        <w:t xml:space="preserve">“Bootstrap Methods: Another Look at the Jackknife.”</w:t>
-      </w:r>
-      <w:r>
-        <w:t xml:space="preserve"> </w:t>
-      </w:r>
-      <w:r>
-        <w:rPr>
-          <w:i/>
-          <w:iCs/>
-        </w:rPr>
-        <w:t xml:space="preserve">The Annals of Statistics</w:t>
-      </w:r>
-      <w:r>
-        <w:t xml:space="preserve"> </w:t>
-      </w:r>
-      <w:r>
-        <w:t xml:space="preserve">7 (1): 1–26.</w:t>
-      </w:r>
-      <w:r>
-        <w:t xml:space="preserve"> </w:t>
-      </w:r>
-      <w:hyperlink r:id="rId55">
-        <w:r>
-          <w:rPr>
-            <w:rStyle w:val="Hyperlink"/>
-          </w:rPr>
-          <w:t xml:space="preserve">https://doi.org/10.1214/aos/1176344552</w:t>
-        </w:r>
-      </w:hyperlink>
-      <w:r>
-        <w:t xml:space="preserve">.</w:t>
-      </w:r>
-    </w:p>
-    <w:bookmarkEnd w:id="56"/>
-    <w:bookmarkStart w:id="58" w:name="ref-efron1993introduction"/>
-    <w:p>
-      <w:pPr>
-        <w:pStyle w:val="Bibliography"/>
-      </w:pPr>
-      <w:r>
-        <w:t xml:space="preserve">Efron, Bradley, and Robert J. Tibshirani. 1993.</w:t>
-      </w:r>
-      <w:r>
-        <w:t xml:space="preserve"> </w:t>
-      </w:r>
-      <w:r>
-        <w:rPr>
-          <w:i/>
-          <w:iCs/>
-        </w:rPr>
-        <w:t xml:space="preserve">An Introduction to the Bootstrap</w:t>
-      </w:r>
-      <w:r>
-        <w:t xml:space="preserve">. Monographs on Statistics and Applied Probability 57. Chapman &amp; Hall/CRC.</w:t>
-      </w:r>
-      <w:r>
-        <w:t xml:space="preserve"> </w:t>
-      </w:r>
-      <w:hyperlink r:id="rId57">
-        <w:r>
-          <w:rPr>
-            <w:rStyle w:val="Hyperlink"/>
-          </w:rPr>
-          <w:t xml:space="preserve">https://doi.org/10.1201/9780429246593</w:t>
-        </w:r>
-      </w:hyperlink>
-      <w:r>
-        <w:t xml:space="preserve">.</w:t>
-      </w:r>
-    </w:p>
-    <w:bookmarkEnd w:id="58"/>
-    <w:bookmarkStart w:id="59" w:name="ref-hoggtanis2015"/>
-    <w:p>
-      <w:pPr>
-        <w:pStyle w:val="Bibliography"/>
-      </w:pPr>
-      <w:r>
-        <w:t xml:space="preserve">Hogg, Robert V., Elliot A. Tanis, and Dale L. Zimmerman. 2019.</w:t>
-      </w:r>
-      <w:r>
-        <w:t xml:space="preserve"> </w:t>
-      </w:r>
-      <w:r>
-        <w:rPr>
-          <w:i/>
-          <w:iCs/>
-        </w:rPr>
-        <w:t xml:space="preserve">Probability and Statistical Inference</w:t>
-      </w:r>
-      <w:r>
-        <w:t xml:space="preserve">. Tenth edition. Pearson.</w:t>
-      </w:r>
-    </w:p>
-    <w:bookmarkEnd w:id="59"/>
-    <w:bookmarkStart w:id="60" w:name="ref-rice2007mathematical"/>
-    <w:p>
-      <w:pPr>
-        <w:pStyle w:val="Bibliography"/>
-      </w:pPr>
-      <w:r>
-        <w:t xml:space="preserve">Rice, John A. 2007.</w:t>
-      </w:r>
-      <w:r>
-        <w:t xml:space="preserve"> </w:t>
-      </w:r>
-      <w:r>
-        <w:rPr>
-          <w:i/>
-          <w:iCs/>
-        </w:rPr>
-        <w:t xml:space="preserve">Mathematical Statistics and Data Analysis</w:t>
-      </w:r>
-      <w:r>
-        <w:t xml:space="preserve">. 3rd ed. Cengage Learning.</w:t>
-      </w:r>
-    </w:p>
-    <w:bookmarkEnd w:id="60"/>
-    <w:bookmarkStart w:id="62" w:name="ref-vittinghoff2e"/>
-    <w:p>
-      <w:pPr>
-        <w:pStyle w:val="Bibliography"/>
-      </w:pPr>
-      <w:r>
-        <w:t xml:space="preserve">Vittinghoff, Eric, David V Glidden, Stephen C Shiboski, and Charles E McCulloch. 2012.</w:t>
-      </w:r>
-      <w:r>
-        <w:t xml:space="preserve"> </w:t>
-      </w:r>
-      <w:r>
-        <w:rPr>
-          <w:i/>
-          <w:iCs/>
-        </w:rPr>
-        <w:t xml:space="preserve">Regression Methods in Biostatistics: Linear, Logistic, Survival, and Repeated Measures Models</w:t>
-      </w:r>
-      <w:r>
-        <w:t xml:space="preserve">. 2nd ed. Springer.</w:t>
-      </w:r>
-      <w:r>
-        <w:t xml:space="preserve"> </w:t>
-      </w:r>
-      <w:hyperlink r:id="rId61">
-        <w:r>
-          <w:rPr>
-            <w:rStyle w:val="Hyperlink"/>
-          </w:rPr>
-          <w:t xml:space="preserve">https://doi.org/10.1007/978-1-4614-1353-0</w:t>
-        </w:r>
-      </w:hyperlink>
-      <w:r>
-        <w:t xml:space="preserve">.</w:t>
-      </w:r>
-    </w:p>
-    <w:bookmarkEnd w:id="62"/>
-    <w:bookmarkStart w:id="64" w:name="ref-wikipedia_bootstrapping_statistics"/>
-    <w:p>
-      <w:pPr>
-        <w:pStyle w:val="Bibliography"/>
-      </w:pPr>
-      <w:r>
-        <w:t xml:space="preserve">Wikipedia contributors. 2026a.</w:t>
-      </w:r>
-      <w:r>
-        <w:t xml:space="preserve"> </w:t>
-      </w:r>
-      <w:r>
-        <w:rPr>
-          <w:i/>
-          <w:iCs/>
-        </w:rPr>
-        <w:t xml:space="preserve">Bootstrapping (Statistics) —</w:t>
-      </w:r>
-      <w:r>
-        <w:rPr>
-          <w:i/>
-          <w:iCs/>
-        </w:rPr>
-        <w:t xml:space="preserve"> </w:t>
-      </w:r>
-      <w:r>
-        <w:rPr>
-          <w:i/>
-          <w:iCs/>
-        </w:rPr>
+        <w:t xml:space="preserve">[10]</w:t>
+      </w:r>
+      <w:r>
+        <w:t xml:space="preserve"> </w:t>
+      </w:r>
+      <w:r>
+        <w:t xml:space="preserve">	</w:t>
+      </w:r>
+      <w:r>
+        <w:t xml:space="preserve">Wikipedia contributors,</w:t>
+      </w:r>
+      <w:r>
+        <w:t xml:space="preserve"> </w:t>
+      </w:r>
+      <w:r>
+        <w:t xml:space="preserve">“Confidence interval —</w:t>
+      </w:r>
+      <w:r>
+        <w:t xml:space="preserve"> </w:t>
+      </w:r>
+      <w:r>
         <w:t xml:space="preserve">Wikipedia</w:t>
       </w:r>
       <w:r>
-        <w:rPr>
-          <w:i/>
-          <w:iCs/>
-        </w:rPr>
         <w:t xml:space="preserve">,</w:t>
       </w:r>
       <w:r>
-        <w:rPr>
-          <w:i/>
-          <w:iCs/>
-        </w:rPr>
-        <w:t xml:space="preserve"> </w:t>
-      </w:r>
-      <w:r>
-        <w:rPr>
-          <w:i/>
-          <w:iCs/>
-        </w:rPr>
-        <w:t xml:space="preserve">the Free Encyclopedia</w:t>
-      </w:r>
-      <w:r>
-        <w:t xml:space="preserve">.</w:t>
-      </w:r>
-      <w:r>
-        <w:t xml:space="preserve"> </w:t>
-      </w:r>
-      <w:hyperlink r:id="rId63">
-        <w:r>
-          <w:rPr>
-            <w:rStyle w:val="Hyperlink"/>
-          </w:rPr>
-          <w:t xml:space="preserve">https://en.wikipedia.org/wiki/Bootstrapping_%28statistics%29</w:t>
-        </w:r>
-      </w:hyperlink>
-      <w:r>
-        <w:t xml:space="preserve">.</w:t>
-      </w:r>
-    </w:p>
-    <w:bookmarkEnd w:id="64"/>
-    <w:bookmarkStart w:id="66" w:name="ref-wikipedia_confidence_interval"/>
-    <w:p>
-      <w:pPr>
-        <w:pStyle w:val="Bibliography"/>
-      </w:pPr>
-      <w:r>
-        <w:t xml:space="preserve">Wikipedia contributors. 2026b.</w:t>
-      </w:r>
-      <w:r>
-        <w:t xml:space="preserve"> </w:t>
-      </w:r>
-      <w:r>
-        <w:rPr>
-          <w:i/>
-          <w:iCs/>
-        </w:rPr>
-        <w:t xml:space="preserve">Confidence Interval —</w:t>
-      </w:r>
-      <w:r>
-        <w:rPr>
-          <w:i/>
-          <w:iCs/>
-        </w:rPr>
-        <w:t xml:space="preserve"> </w:t>
-      </w:r>
-      <w:r>
-        <w:rPr>
-          <w:i/>
-          <w:iCs/>
-        </w:rPr>
-        <w:t xml:space="preserve">Wikipedia</w:t>
-      </w:r>
-      <w:r>
-        <w:rPr>
-          <w:i/>
-          <w:iCs/>
-        </w:rPr>
-        <w:t xml:space="preserve">,</w:t>
-      </w:r>
-      <w:r>
-        <w:rPr>
-          <w:i/>
-          <w:iCs/>
-        </w:rPr>
-        <w:t xml:space="preserve"> </w:t>
-      </w:r>
-      <w:r>
-        <w:rPr>
-          <w:i/>
-          <w:iCs/>
-        </w:rPr>
-        <w:t xml:space="preserve">the Free Encyclopedia</w:t>
-      </w:r>
-      <w:r>
-        <w:t xml:space="preserve">.</w:t>
-      </w:r>
-      <w:r>
-        <w:t xml:space="preserve"> </w:t>
-      </w:r>
-      <w:hyperlink r:id="rId65">
+        <w:t xml:space="preserve"> </w:t>
+      </w:r>
+      <w:r>
+        <w:t xml:space="preserve">the free encyclopedia.”</w:t>
+      </w:r>
+      <w:r>
+        <w:t xml:space="preserve"> </w:t>
+      </w:r>
+      <w:r>
+        <w:t xml:space="preserve">2026. Available:</w:t>
+      </w:r>
+      <w:r>
+        <w:t xml:space="preserve"> </w:t>
+      </w:r>
+      <w:hyperlink r:id="rId67">
         <w:r>
           <w:rPr>
             <w:rStyle w:val="Hyperlink"/>
@@ -9512,18 +9610,24 @@
           <w:t xml:space="preserve">https://en.wikipedia.org/wiki/Confidence_interval</w:t>
         </w:r>
       </w:hyperlink>
-      <w:r>
-        <w:t xml:space="preserve">.</w:t>
-      </w:r>
     </w:p>
-    <w:bookmarkEnd w:id="66"/>
-    <w:bookmarkStart w:id="68" w:name="ref-wikipedia_resampling_statistics"/>
+    <w:bookmarkEnd w:id="68"/>
+    <w:bookmarkStart w:id="70" w:name="ref-davison1997bootstrap"/>
     <w:p>
       <w:pPr>
         <w:pStyle w:val="Bibliography"/>
       </w:pPr>
       <w:r>
-        <w:t xml:space="preserve">Wikipedia contributors. 2026c.</w:t>
+        <w:t xml:space="preserve">[11]</w:t>
+      </w:r>
+      <w:r>
+        <w:t xml:space="preserve"> </w:t>
+      </w:r>
+      <w:r>
+        <w:t xml:space="preserve">	</w:t>
+      </w:r>
+      <w:r>
+        <w:t xml:space="preserve">A. C. Davison and D. V. Hinkley,</w:t>
       </w:r>
       <w:r>
         <w:t xml:space="preserve"> </w:t>
@@ -9533,117 +9637,10 @@
           <w:i/>
           <w:iCs/>
         </w:rPr>
-        <w:t xml:space="preserve">Resampling (Statistics) —</w:t>
-      </w:r>
-      <w:r>
-        <w:rPr>
-          <w:i/>
-          <w:iCs/>
-        </w:rPr>
-        <w:t xml:space="preserve"> </w:t>
-      </w:r>
-      <w:r>
-        <w:rPr>
-          <w:i/>
-          <w:iCs/>
-        </w:rPr>
-        <w:t xml:space="preserve">Wikipedia</w:t>
-      </w:r>
-      <w:r>
-        <w:rPr>
-          <w:i/>
-          <w:iCs/>
-        </w:rPr>
-        <w:t xml:space="preserve">,</w:t>
-      </w:r>
-      <w:r>
-        <w:rPr>
-          <w:i/>
-          <w:iCs/>
-        </w:rPr>
-        <w:t xml:space="preserve"> </w:t>
-      </w:r>
-      <w:r>
-        <w:rPr>
-          <w:i/>
-          <w:iCs/>
-        </w:rPr>
-        <w:t xml:space="preserve">the Free Encyclopedia</w:t>
-      </w:r>
-      <w:r>
-        <w:t xml:space="preserve">.</w:t>
-      </w:r>
-      <w:r>
-        <w:t xml:space="preserve"> </w:t>
-      </w:r>
-      <w:hyperlink r:id="rId67">
-        <w:r>
-          <w:rPr>
-            <w:rStyle w:val="Hyperlink"/>
-          </w:rPr>
-          <w:t xml:space="preserve">https://en.wikipedia.org/wiki/Resampling_%28statistics%29</w:t>
-        </w:r>
-      </w:hyperlink>
-      <w:r>
-        <w:t xml:space="preserve">.</w:t>
-      </w:r>
-    </w:p>
-    <w:bookmarkEnd w:id="68"/>
-    <w:bookmarkStart w:id="70" w:name="ref-wikipedia_standard_error"/>
-    <w:p>
-      <w:pPr>
-        <w:pStyle w:val="Bibliography"/>
-      </w:pPr>
-      <w:r>
-        <w:t xml:space="preserve">Wikipedia contributors. 2026d.</w:t>
-      </w:r>
-      <w:r>
-        <w:t xml:space="preserve"> </w:t>
-      </w:r>
-      <w:r>
-        <w:rPr>
-          <w:i/>
-          <w:iCs/>
-        </w:rPr>
-        <w:t xml:space="preserve">Standard Error —</w:t>
-      </w:r>
-      <w:r>
-        <w:rPr>
-          <w:i/>
-          <w:iCs/>
-        </w:rPr>
-        <w:t xml:space="preserve"> </w:t>
-      </w:r>
-      <w:r>
-        <w:rPr>
-          <w:i/>
-          <w:iCs/>
-        </w:rPr>
-        <w:t xml:space="preserve">Wikipedia</w:t>
-      </w:r>
-      <w:r>
-        <w:rPr>
-          <w:i/>
-          <w:iCs/>
-        </w:rPr>
-        <w:t xml:space="preserve">,</w:t>
-      </w:r>
-      <w:r>
-        <w:rPr>
-          <w:i/>
-          <w:iCs/>
-        </w:rPr>
-        <w:t xml:space="preserve"> </w:t>
-      </w:r>
-      <w:r>
-        <w:rPr>
-          <w:i/>
-          <w:iCs/>
-        </w:rPr>
-        <w:t xml:space="preserve">the Free Encyclopedia</w:t>
-      </w:r>
-      <w:r>
-        <w:t xml:space="preserve">.</w:t>
+        <w:t xml:space="preserve">Bootstrap methods and their application</w:t>
+      </w:r>
+      <w:r>
+        <w:t xml:space="preserve">. in Cambridge series in statistical and probabilistic mathematics, no. 1. Cambridge: Cambridge University Press, 1997. doi:</w:t>
       </w:r>
       <w:r>
         <w:t xml:space="preserve"> </w:t>
@@ -9653,7 +9650,7 @@
           <w:rPr>
             <w:rStyle w:val="Hyperlink"/>
           </w:rPr>
-          <w:t xml:space="preserve">https://en.wikipedia.org/wiki/Standard_error</w:t>
+          <w:t xml:space="preserve">10.1017/CBO9780511802843</w:t>
         </w:r>
       </w:hyperlink>
       <w:r>
